--- a/4_Diari/2025.02.12.docx
+++ b/4_Diari/2025.02.12.docx
@@ -287,10 +287,16 @@
               <w:rPr>
                 <w:rFonts w:ascii="Arial" w:hAnsi="Arial" w:cs="Arial"/>
               </w:rPr>
-              <w:t xml:space="preserve"> a python</w:t>
+              <w:t xml:space="preserve"> a </w:t>
             </w:r>
-            <w:bookmarkStart w:id="3" w:name="_GoBack"/>
-            <w:bookmarkEnd w:id="3"/>
+            <w:proofErr w:type="spellStart"/>
+            <w:r>
+              <w:rPr>
+                <w:rFonts w:ascii="Arial" w:hAnsi="Arial" w:cs="Arial"/>
+              </w:rPr>
+              <w:t>python</w:t>
+            </w:r>
+            <w:proofErr w:type="spellEnd"/>
           </w:p>
         </w:tc>
       </w:tr>
@@ -606,15 +612,16 @@
                 <w:rFonts w:ascii="Arial" w:hAnsi="Arial" w:cs="Arial"/>
               </w:rPr>
             </w:pPr>
+            <w:bookmarkStart w:id="3" w:name="_GoBack"/>
+            <w:bookmarkEnd w:id="3"/>
             <w:r>
               <w:rPr>
                 <w:noProof/>
               </w:rPr>
-              <w:lastRenderedPageBreak/>
               <w:drawing>
                 <wp:inline distT="0" distB="0" distL="0" distR="0" wp14:anchorId="3C2AB7BA" wp14:editId="0325760C">
-                  <wp:extent cx="1691585" cy="3554083"/>
-                  <wp:effectExtent l="0" t="0" r="4445" b="8890"/>
+                  <wp:extent cx="1248160" cy="2622430"/>
+                  <wp:effectExtent l="0" t="0" r="9525" b="6985"/>
                   <wp:docPr id="1" name="Immagine 1"/>
                   <wp:cNvGraphicFramePr>
                     <a:graphicFrameLocks xmlns:a="http://schemas.openxmlformats.org/drawingml/2006/main" noChangeAspect="1"/>
@@ -634,7 +641,7 @@
                         <pic:spPr bwMode="auto">
                           <a:xfrm>
                             <a:off x="0" y="0"/>
-                            <a:ext cx="1711021" cy="3594918"/>
+                            <a:ext cx="1248160" cy="2622430"/>
                           </a:xfrm>
                           <a:prstGeom prst="rect">
                             <a:avLst/>
@@ -660,8 +667,8 @@
               </w:rPr>
               <w:drawing>
                 <wp:inline distT="0" distB="0" distL="0" distR="0" wp14:anchorId="496B4924" wp14:editId="33E1B695">
-                  <wp:extent cx="1691585" cy="3189988"/>
-                  <wp:effectExtent l="0" t="0" r="4445" b="0"/>
+                  <wp:extent cx="1344876" cy="2536166"/>
+                  <wp:effectExtent l="0" t="0" r="8255" b="0"/>
                   <wp:docPr id="2" name="Immagine 2"/>
                   <wp:cNvGraphicFramePr>
                     <a:graphicFrameLocks xmlns:a="http://schemas.openxmlformats.org/drawingml/2006/main" noChangeAspect="1"/>
@@ -681,7 +688,7 @@
                         <pic:spPr bwMode="auto">
                           <a:xfrm>
                             <a:off x="0" y="0"/>
-                            <a:ext cx="1711021" cy="3226640"/>
+                            <a:ext cx="1344876" cy="2536166"/>
                           </a:xfrm>
                           <a:prstGeom prst="rect">
                             <a:avLst/>
@@ -737,6 +744,7 @@
               <w:rPr>
                 <w:rFonts w:ascii="Arial" w:hAnsi="Arial" w:cs="Arial"/>
               </w:rPr>
+              <w:lastRenderedPageBreak/>
               <w:t>Sprint Review</w:t>
             </w:r>
           </w:p>
@@ -887,12 +895,14 @@
       </w:sdtPr>
       <w:sdtEndPr/>
       <w:sdtContent>
+        <w:proofErr w:type="spellStart"/>
         <w:r>
           <w:rPr>
             <w:rFonts w:ascii="Arial" w:hAnsi="Arial" w:cs="Arial"/>
           </w:rPr>
-          <w:t>Nome Progetto</w:t>
+          <w:t>CasaNote</w:t>
         </w:r>
+        <w:proofErr w:type="spellEnd"/>
       </w:sdtContent>
     </w:sdt>
     <w:r>
@@ -4411,6 +4421,7 @@
     <w:rsid w:val="007E2877"/>
     <w:rsid w:val="008073A0"/>
     <w:rsid w:val="00842400"/>
+    <w:rsid w:val="0085799F"/>
     <w:rsid w:val="00866671"/>
     <w:rsid w:val="00886235"/>
     <w:rsid w:val="00895BE4"/>
@@ -5266,7 +5277,7 @@
 </file>
 
 <file path=customXml/itemProps1.xml><?xml version="1.0" encoding="utf-8"?>
-<ds:datastoreItem xmlns:ds="http://schemas.openxmlformats.org/officeDocument/2006/customXml" ds:itemID="{E4020C13-3BA3-4E52-9232-2BCDCC16F12B}">
+<ds:datastoreItem xmlns:ds="http://schemas.openxmlformats.org/officeDocument/2006/customXml" ds:itemID="{C3C18972-7221-409F-B851-67AF3061D76A}">
   <ds:schemaRefs>
     <ds:schemaRef ds:uri="http://schemas.openxmlformats.org/officeDocument/2006/bibliography"/>
   </ds:schemaRefs>
